--- a/KHBD_Tin_học/Lớp_9/Tuần_22/KHBD_Tin_hoc_Lop_9_Tiet22_anh_gia_inh_ky_4.docx
+++ b/KHBD_Tin_học/Lớp_9/Tuần_22/KHBD_Tin_hoc_Lop_9_Tiet22_anh_gia_inh_ky_4.docx
@@ -360,12 +360,12 @@
       </w:pPr>
       <w:r>
         <w:rPr>
-          <w:rFonts w:ascii="Times New Roman" w:hAnsi="Times New Roman" w:eastAsia="Times New Roman"/>
+          <w:rFonts w:ascii="Times New Roman" w:hAnsi="Times New Roman" w:eastAsia="Times New Roman" w:cs="Times New Roman"/>
           <w:b w:val="0"/>
           <w:i w:val="0"/>
           <w:sz w:val="26"/>
         </w:rPr>
-        <w:t>- Miền I. Khai thác dữ liệu và thông tin (thành tố 1.1. Duyệt, tìm kiếm và lọc dữ liệu, thông tin và nội dung số – Bậc 2): Khai thác thông tin số, dữ liệu đa phương tiện an toàn phục vụ bài học. (Đạt được thông qua Hoạt động 2)</w:t>
+        <w:t>- Miền V. Giải quyết vấn đề (thành tố 5.4. Xác định các vấn đề cần cải thiện về NLS – Bậc 4): Thảo luận về lĩnh vực NLS của bản thân cần được cải thiện hoặc cập nhật,; Chỉ ra được cách hỗ trợ người khác phát triển NLS của họ. (Đạt được thông qua Hoạt động 2, Hoạt động 3).</w:t>
       </w:r>
     </w:p>
     <w:p>
@@ -376,12 +376,12 @@
       </w:pPr>
       <w:r>
         <w:rPr>
-          <w:rFonts w:ascii="Times New Roman" w:hAnsi="Times New Roman" w:eastAsia="Times New Roman"/>
+          <w:rFonts w:ascii="Times New Roman" w:hAnsi="Times New Roman" w:eastAsia="Times New Roman" w:cs="Times New Roman"/>
           <w:b w:val="0"/>
           <w:i w:val="0"/>
           <w:sz w:val="26"/>
         </w:rPr>
-        <w:t>- Miền IV. An toàn (thành tố 4.1. Bảo vệ thiết bị – Bậc 2): Tuân thủ quy tắc an toàn về điện, bảo vệ mắt và giữ vệ sinh thiết bị phòng máy. (Đạt được thông qua Hoạt động 3, Hoạt động 4)</w:t>
+        <w:t>- Miền I. Khai thác dữ liệu và thông tin (thành tố 1.2. Đánh giá dữ liệu, thông tin và nội dung số – Bậc 4): Thực hiện phân tích, so sánh và đánh giá được các nguồn dữ liệu, thông tin và nội dung số; Thực hiện phân tích, diễn giải và đánh giá được dữ liệu, thông tin và nội dung số. (Đạt được thông qua Hoạt động 2, Hoạt động 3).</w:t>
       </w:r>
     </w:p>
     <w:p>
